--- a/docs/capacitacion/guion youtube/anteriores-6-videos/video-2-que-son-las-imagenes/video-2-que-son-las-imagenes.docx
+++ b/docs/capacitacion/guion youtube/anteriores-6-videos/video-2-que-son-las-imagenes/video-2-que-son-las-imagenes.docx
@@ -34,7 +34,7 @@
           <w:b/>
           <w:color w:val="1F4E9A"/>
         </w:rPr>
-        <w:t>[Diapositiva · ¿Qué son las imágenes?]</w:t>
+        <w:t>[Diapositiva 1 · ¿Qué son las imágenes?]</w:t>
       </w:r>
     </w:p>
     <w:p>
@@ -65,7 +65,7 @@
           <w:b/>
           <w:color w:val="1F4E9A"/>
         </w:rPr>
-        <w:t>[Diapositiva · Una imagen digital es una tabla de números]</w:t>
+        <w:t>[Diapositiva 2 · Una imagen digital es una tabla de números]</w:t>
       </w:r>
     </w:p>
     <w:p>
@@ -131,7 +131,7 @@
           <w:b/>
           <w:color w:val="1F4E9A"/>
         </w:rPr>
-        <w:t>[Diapositiva · El color: tres números por píxel]</w:t>
+        <w:t>[Diapositiva 3 · El color: tres números por píxel]</w:t>
       </w:r>
     </w:p>
     <w:p>
@@ -177,7 +177,7 @@
           <w:b/>
           <w:color w:val="1F4E9A"/>
         </w:rPr>
-        <w:t>[Diapositiva · Resolución y tamaño del archivo]</w:t>
+        <w:t>[Diapositiva 4 · Resolución y tamaño del archivo]</w:t>
       </w:r>
     </w:p>
     <w:p>
@@ -223,7 +223,7 @@
           <w:b/>
           <w:color w:val="1F4E9A"/>
         </w:rPr>
-        <w:t>[Diapositiva · Una célula brillante son números altos]</w:t>
+        <w:t>[Diapositiva 5 · Una célula brillante son números altos]</w:t>
       </w:r>
     </w:p>
     <w:p>
@@ -269,7 +269,7 @@
           <w:b/>
           <w:color w:val="1F4E9A"/>
         </w:rPr>
-        <w:t>[Diapositiva · El histograma: contar los brillos]</w:t>
+        <w:t>[Diapositiva 6 · El histograma: contar los brillos]</w:t>
       </w:r>
     </w:p>
     <w:p>
@@ -325,7 +325,7 @@
           <w:b/>
           <w:color w:val="1F4E9A"/>
         </w:rPr>
-        <w:t>[Diapositiva · Formatos: unos conservan los bordes, otros no]</w:t>
+        <w:t>[Diapositiva 7 · Formatos: unos conservan los bordes, otros no]</w:t>
       </w:r>
     </w:p>
     <w:p>
@@ -386,7 +386,7 @@
           <w:b/>
           <w:color w:val="1F4E9A"/>
         </w:rPr>
-        <w:t>[Diapositiva · Aumentos y micras]</w:t>
+        <w:t>[Diapositiva 8 · Aumentos y micras]</w:t>
       </w:r>
     </w:p>
     <w:p>
@@ -432,7 +432,7 @@
           <w:b/>
           <w:color w:val="1F4E9A"/>
         </w:rPr>
-        <w:t>[Diapositiva · La imagen no sabe cuánto mide un píxel]</w:t>
+        <w:t>[Diapositiva 9 · La imagen no sabe cuánto mide un píxel]</w:t>
       </w:r>
     </w:p>
     <w:p>
@@ -483,7 +483,7 @@
           <w:b/>
           <w:color w:val="1F4E9A"/>
         </w:rPr>
-        <w:t>[Diapositiva · Dos tipos de imagen, dos modelos]</w:t>
+        <w:t>[Diapositiva 10 · Dos tipos de imagen, dos modelos]</w:t>
       </w:r>
     </w:p>
     <w:p>
